--- a/cikti/gunluk_planlar/GunlukPlan_20260324_6E_Elektriksel_Direnç_v.docx
+++ b/cikti/gunluk_planlar/GunlukPlan_20260324_6E_Elektriksel_Direnç_v.docx
@@ -74,7 +74,7 @@
           <w:color w:val="1A4A2A"/>
           <w:sz w:val="18"/>
         </w:rPr>
-        <w:t>[ MAALİF MODELİ ]  —  Şablon</w:t>
+        <w:t>[ MAALİF MODELİ ]  —  ✓ Gemini AI</w:t>
       </w:r>
     </w:p>
     <w:tbl>
@@ -746,7 +746,7 @@
                 <w:rFonts w:ascii="Arial" w:hAnsi="Arial"/>
                 <w:sz w:val="18"/>
               </w:rPr>
-              <w:t>https://phet.colorado.edu/tr/simulations/circuit-construction-kit-dc</w:t>
+              <w:t>https://phet.colorado.edu/tr/simulation/electric-circuit-simulation</w:t>
             </w:r>
           </w:p>
         </w:tc>
@@ -814,7 +814,7 @@
                 <w:rFonts w:ascii="Arial" w:hAnsi="Arial"/>
                 <w:sz w:val="18"/>
               </w:rPr>
-              <w:t>Ders kitabı, çalışma kağıdı</w:t>
+              <w:t>Ampul, pil, direnç, kablo, multimeter</w:t>
             </w:r>
           </w:p>
         </w:tc>
@@ -928,7 +928,7 @@
                 <w:rFonts w:ascii="Arial" w:hAnsi="Arial"/>
                 <w:sz w:val="18"/>
               </w:rPr>
-              <w:t>0–5 dk</w:t>
+              <w:t>0-5 dk</w:t>
             </w:r>
           </w:p>
         </w:tc>
@@ -944,7 +944,7 @@
                 <w:rFonts w:ascii="Arial" w:hAnsi="Arial"/>
                 <w:sz w:val="18"/>
               </w:rPr>
-              <w:t>Giriş / Yoklama</w:t>
+              <w:t>Giriş</w:t>
             </w:r>
           </w:p>
         </w:tc>
@@ -960,7 +960,7 @@
                 <w:rFonts w:ascii="Arial" w:hAnsi="Arial"/>
                 <w:sz w:val="18"/>
               </w:rPr>
-              <w:t>Yoklama. Önceki konunun kısa tekrarı. Günün kazanımları paylaşılır.</w:t>
+              <w:t>Öğrencilere günaydın denilerek dersin amacı ve konu başlığı hakkında bilgi verilir. Maarif vizyonuna uygun olarak günün değerinin 'Merak' olduğu belirtilir ve öğrencilerin merak duygularını nasıl geliştirebilecekleri hakkında konuşulur.</w:t>
             </w:r>
           </w:p>
         </w:tc>
@@ -978,7 +978,7 @@
                 <w:rFonts w:ascii="Arial" w:hAnsi="Arial"/>
                 <w:sz w:val="18"/>
               </w:rPr>
-              <w:t>5–15 dk</w:t>
+              <w:t>5-15 dk</w:t>
             </w:r>
           </w:p>
         </w:tc>
@@ -1010,7 +1010,7 @@
                 <w:rFonts w:ascii="Arial" w:hAnsi="Arial"/>
                 <w:sz w:val="18"/>
               </w:rPr>
-              <w:t>Konuyla ilgili video, simülasyon veya gerçek yaşam örneği.</w:t>
+              <w:t>Öğrencilere elektrikle ilgili günlük hayatımızda kullandığımız cihazlar hakkında sorular sorulur. Ampullerin nasıl çalıştığı ve parlaklığının neden önemli olduğu tartışılır. Maarif modeli değerler eğitimi kapsamında 'Sorumluluk' değerinin elektrik kullanımında nasıl önemli olduğu vurgulanır.</w:t>
             </w:r>
           </w:p>
         </w:tc>
@@ -1028,7 +1028,7 @@
                 <w:rFonts w:ascii="Arial" w:hAnsi="Arial"/>
                 <w:sz w:val="18"/>
               </w:rPr>
-              <w:t>15–35 dk</w:t>
+              <w:t>15-35 dk</w:t>
             </w:r>
           </w:p>
         </w:tc>
@@ -1060,7 +1060,7 @@
                 <w:rFonts w:ascii="Arial" w:hAnsi="Arial"/>
                 <w:sz w:val="18"/>
               </w:rPr>
-              <w:t>Konu tahta/sunu ile anlatılır. Simülasyon sınıfça incelenir.</w:t>
+              <w:t>Elektrik devresindeki ampulün parlaklığının bağlı olduğu değişkenler (direncin etkisi, voltajın etkisi, devre中的 elemanların sayısı vb.) hakkında sunum yapılır. Öğrencilere elektriksel direncin tanımı ve nasıl ölçüldüğü anlatılır.</w:t>
             </w:r>
           </w:p>
         </w:tc>
@@ -1078,7 +1078,7 @@
                 <w:rFonts w:ascii="Arial" w:hAnsi="Arial"/>
                 <w:sz w:val="18"/>
               </w:rPr>
-              <w:t>35–55 dk</w:t>
+              <w:t>35-55 dk</w:t>
             </w:r>
           </w:p>
         </w:tc>
@@ -1094,7 +1094,7 @@
                 <w:rFonts w:ascii="Arial" w:hAnsi="Arial"/>
                 <w:sz w:val="18"/>
               </w:rPr>
-              <w:t>Etkinlik / Deney</w:t>
+              <w:t>Etkinlik/Deney</w:t>
             </w:r>
           </w:p>
         </w:tc>
@@ -1110,7 +1110,7 @@
                 <w:rFonts w:ascii="Arial" w:hAnsi="Arial"/>
                 <w:sz w:val="18"/>
               </w:rPr>
-              <w:t>Grup etkinliği veya deney. Öğrenciler gözlem formunu doldurur.</w:t>
+              <w:t>Öğrencilere ampulün parlaklığını etkileyen faktörleri gözlemlemek için basit bir elektrik devresi kurulur. Öğrenciler devreyi kurup, farklı direnç değerleri ve voltajlarda ampulün parlaklığını gözlemleyerek veri toplarlar. Maarif vizyonuna uygun olarak 'Dayanıklılık' değerinin deney sırasında nasıl önemli olduğu vurgulanır.</w:t>
             </w:r>
           </w:p>
         </w:tc>
@@ -1128,7 +1128,7 @@
                 <w:rFonts w:ascii="Arial" w:hAnsi="Arial"/>
                 <w:sz w:val="18"/>
               </w:rPr>
-              <w:t>55–65 dk</w:t>
+              <w:t>55-65 dk</w:t>
             </w:r>
           </w:p>
         </w:tc>
@@ -1144,7 +1144,7 @@
                 <w:rFonts w:ascii="Arial" w:hAnsi="Arial"/>
                 <w:sz w:val="18"/>
               </w:rPr>
-              <w:t>Tartışma / Pekiştirme</w:t>
+              <w:t>Tartışma</w:t>
             </w:r>
           </w:p>
         </w:tc>
@@ -1160,7 +1160,7 @@
                 <w:rFonts w:ascii="Arial" w:hAnsi="Arial"/>
                 <w:sz w:val="18"/>
               </w:rPr>
-              <w:t>Bulgular paylaşılır. Kavram haritası oluşturulur.</w:t>
+              <w:t>Toplanan verilerin analizi yapılır ve öğrencilerin gözlemleri sınıf ortamında paylaşılır. Ampulün parlaklığını etkileyen faktörler hakkında sınıf tartışması yapılır. 'İş Birliği' değerinin bu tür deneylerde nasıl önemli olduğu vurgulanır.</w:t>
             </w:r>
           </w:p>
         </w:tc>
@@ -1178,7 +1178,7 @@
                 <w:rFonts w:ascii="Arial" w:hAnsi="Arial"/>
                 <w:sz w:val="18"/>
               </w:rPr>
-              <w:t>65–75 dk</w:t>
+              <w:t>65-75 dk</w:t>
             </w:r>
           </w:p>
         </w:tc>
@@ -1194,7 +1194,7 @@
                 <w:rFonts w:ascii="Arial" w:hAnsi="Arial"/>
                 <w:sz w:val="18"/>
               </w:rPr>
-              <w:t>Ölçme / Değerlendirme</w:t>
+              <w:t>Değerlendirme</w:t>
             </w:r>
           </w:p>
         </w:tc>
@@ -1210,7 +1210,7 @@
                 <w:rFonts w:ascii="Arial" w:hAnsi="Arial"/>
                 <w:sz w:val="18"/>
               </w:rPr>
-              <w:t>4–5 soruluk çıkış kağıdı uygulanır.</w:t>
+              <w:t>Öğrencilere kazanımları pekiştirmek için kısa bir test uygulanır. Test sonuçları değerlendirilir ve gerekli geri bildirim verilir. 'Özgünleşme' değerinin öğrenme sürecinde nasıl önemli olduğu vurgulanır.</w:t>
             </w:r>
           </w:p>
         </w:tc>
@@ -1228,7 +1228,7 @@
                 <w:rFonts w:ascii="Arial" w:hAnsi="Arial"/>
                 <w:sz w:val="18"/>
               </w:rPr>
-              <w:t>75–80 dk</w:t>
+              <w:t>75-80 dk</w:t>
             </w:r>
           </w:p>
         </w:tc>
@@ -1244,7 +1244,7 @@
                 <w:rFonts w:ascii="Arial" w:hAnsi="Arial"/>
                 <w:sz w:val="18"/>
               </w:rPr>
-              <w:t>Kapanış / Ödev</w:t>
+              <w:t>Kapanış</w:t>
             </w:r>
           </w:p>
         </w:tc>
@@ -1260,7 +1260,7 @@
                 <w:rFonts w:ascii="Arial" w:hAnsi="Arial"/>
                 <w:sz w:val="18"/>
               </w:rPr>
-              <w:t>Kazanımlar özetlenir. Ödev duyurulur.</w:t>
+              <w:t>Dersin amacı ve kazanımları tekrar hatırlatılır. Öğrencilere ev ödevi olarak bir elektrik devresini tasarlamaları ve bunu bir sonraki derste paylaşmaları istenir. 'Yaratıcılık' değerinin elektriksel sistemlerin tasarımında nasıl önemli olduğu vurgulanır.</w:t>
             </w:r>
           </w:p>
         </w:tc>
@@ -1550,7 +1550,7 @@
                 <w:rFonts w:ascii="Arial" w:hAnsi="Arial"/>
                 <w:sz w:val="18"/>
               </w:rPr>
-              <w:t>Çıkış kağıdı soruları eklenecek.</w:t>
+              <w:t>Ampulün parlaklığını hangi faktörler etkiler? / Elektriksel direncin tanımı nedir? / Elektrik devresindeki ampulün parlaklığını nasıl ölçersiniz?</w:t>
             </w:r>
           </w:p>
         </w:tc>
@@ -1652,7 +1652,7 @@
                 <w:rFonts w:ascii="Arial" w:hAnsi="Arial"/>
                 <w:sz w:val="18"/>
               </w:rPr>
-              <w:t>Kitap ilgili bölüm soruları</w:t>
+              <w:t>Evde basit bir elektrik devresi tasarımı</w:t>
             </w:r>
           </w:p>
         </w:tc>

--- a/cikti/gunluk_planlar/GunlukPlan_20260324_6E_Elektriksel_Direnç_v.docx
+++ b/cikti/gunluk_planlar/GunlukPlan_20260324_6E_Elektriksel_Direnç_v.docx
@@ -746,7 +746,7 @@
                 <w:rFonts w:ascii="Arial" w:hAnsi="Arial"/>
                 <w:sz w:val="18"/>
               </w:rPr>
-              <w:t>https://phet.colorado.edu/tr/simulation/electric-circuit-simulation</w:t>
+              <w:t>https://phet.colorado.edu/tr/simulations/electric-circuit-simulation</w:t>
             </w:r>
           </w:p>
         </w:tc>
@@ -814,7 +814,7 @@
                 <w:rFonts w:ascii="Arial" w:hAnsi="Arial"/>
                 <w:sz w:val="18"/>
               </w:rPr>
-              <w:t>Ampul, pil, direnç, kablo, multimeter</w:t>
+              <w:t>Ampuller, pil, teller, dirençler, voltaj ölçer, uzunluk ve kesit ölçüm araçları</w:t>
             </w:r>
           </w:p>
         </w:tc>
@@ -960,7 +960,7 @@
                 <w:rFonts w:ascii="Arial" w:hAnsi="Arial"/>
                 <w:sz w:val="18"/>
               </w:rPr>
-              <w:t>Öğrencilere günaydın denilerek dersin amacı ve konu başlığı hakkında bilgi verilir. Maarif vizyonuna uygun olarak günün değerinin 'Merak' olduğu belirtilir ve öğrencilerin merak duygularını nasıl geliştirebilecekleri hakkında konuşulur.</w:t>
+              <w:t>Öğrencilere günün konusu olan elektriksel direncin önemi ve günlük hayattaki uygulamaları hakkında kısa bir giriş yapma</w:t>
             </w:r>
           </w:p>
         </w:tc>
@@ -1010,7 +1010,7 @@
                 <w:rFonts w:ascii="Arial" w:hAnsi="Arial"/>
                 <w:sz w:val="18"/>
               </w:rPr>
-              <w:t>Öğrencilere elektrikle ilgili günlük hayatımızda kullandığımız cihazlar hakkında sorular sorulur. Ampullerin nasıl çalıştığı ve parlaklığının neden önemli olduğu tartışılır. Maarif modeli değerler eğitimi kapsamında 'Sorumluluk' değerinin elektrik kullanımında nasıl önemli olduğu vurgulanır.</w:t>
+              <w:t>Öğrencilerin elektrikle ilgili deneyimlerini paylaşması ve elektriksel direncin günlük hayattaki önemini tartışması, Maarif modeli — değerler eğitimi kapsamında 'sorumluluk' değerinin vurgulanması</w:t>
             </w:r>
           </w:p>
         </w:tc>
@@ -1060,7 +1060,7 @@
                 <w:rFonts w:ascii="Arial" w:hAnsi="Arial"/>
                 <w:sz w:val="18"/>
               </w:rPr>
-              <w:t>Elektrik devresindeki ampulün parlaklığının bağlı olduğu değişkenler (direncin etkisi, voltajın etkisi, devre中的 elemanların sayısı vb.) hakkında sunum yapılır. Öğrencilere elektriksel direncin tanımı ve nasıl ölçüldüğü anlatılır.</w:t>
+              <w:t>Elektrik devresindeki ampulün parlaklığının bağlı olduğu değişkenleri (direncin etkisi, voltajın etkisi, iletkenin uzunluğu ve kesitinin etkisi) sunma, örnekler verme</w:t>
             </w:r>
           </w:p>
         </w:tc>
@@ -1110,7 +1110,7 @@
                 <w:rFonts w:ascii="Arial" w:hAnsi="Arial"/>
                 <w:sz w:val="18"/>
               </w:rPr>
-              <w:t>Öğrencilere ampulün parlaklığını etkileyen faktörleri gözlemlemek için basit bir elektrik devresi kurulur. Öğrenciler devreyi kurup, farklı direnç değerleri ve voltajlarda ampulün parlaklığını gözlemleyerek veri toplarlar. Maarif vizyonuna uygun olarak 'Dayanıklılık' değerinin deney sırasında nasıl önemli olduğu vurgulanır.</w:t>
+              <w:t>Öğrencilerin küçük gruplar halinde elektrik devresindeki ampulün parlaklığını etkileyen faktörleri (direncin değişimi, voltajın değişimi, iletkenin uzunluğunun ve kesitinin değişimi) deneyerek gözlemleme, Maarif vizyonuna uygun olarak 'merak' ve 'sorgulama' becerilerinin geliştirilmesi</w:t>
             </w:r>
           </w:p>
         </w:tc>
@@ -1160,7 +1160,7 @@
                 <w:rFonts w:ascii="Arial" w:hAnsi="Arial"/>
                 <w:sz w:val="18"/>
               </w:rPr>
-              <w:t>Toplanan verilerin analizi yapılır ve öğrencilerin gözlemleri sınıf ortamında paylaşılır. Ampulün parlaklığını etkileyen faktörler hakkında sınıf tartışması yapılır. 'İş Birliği' değerinin bu tür deneylerde nasıl önemli olduğu vurgulanır.</w:t>
+              <w:t>Deney sonuçlarının sınıfça tartışılması, gözlemlenen değişkenlerin nedenlerinin ve sonuçlarının analiz edilmesi, 'iş birliği' ve 'paylaşım' değerlerinin vurgulanması</w:t>
             </w:r>
           </w:p>
         </w:tc>
@@ -1210,7 +1210,7 @@
                 <w:rFonts w:ascii="Arial" w:hAnsi="Arial"/>
                 <w:sz w:val="18"/>
               </w:rPr>
-              <w:t>Öğrencilere kazanımları pekiştirmek için kısa bir test uygulanır. Test sonuçları değerlendirilir ve gerekli geri bildirim verilir. 'Özgünleşme' değerinin öğrenme sürecinde nasıl önemli olduğu vurgulanır.</w:t>
+              <w:t>Öğrencilerin deney sırasında edindikleri bilgileri değerlendirmek için kısa bir sınav veya sınıf içi aktivite düzenleme, 'öz değerlendirme' ve 'sorumluluk' değerlerinin pekiştirilmesi</w:t>
             </w:r>
           </w:p>
         </w:tc>
@@ -1260,7 +1260,7 @@
                 <w:rFonts w:ascii="Arial" w:hAnsi="Arial"/>
                 <w:sz w:val="18"/>
               </w:rPr>
-              <w:t>Dersin amacı ve kazanımları tekrar hatırlatılır. Öğrencilere ev ödevi olarak bir elektrik devresini tasarlamaları ve bunu bir sonraki derste paylaşmaları istenir. 'Yaratıcılık' değerinin elektriksel sistemlerin tasarımında nasıl önemli olduğu vurgulanır.</w:t>
+              <w:t>Dersin özeti, ev ödevinin açıklanması ve sonraki derse hazırlık, 'planlama' ve 'zaman yönetimi' becerilerinin geliştirilmesi</w:t>
             </w:r>
           </w:p>
         </w:tc>
@@ -1550,7 +1550,7 @@
                 <w:rFonts w:ascii="Arial" w:hAnsi="Arial"/>
                 <w:sz w:val="18"/>
               </w:rPr>
-              <w:t>Ampulün parlaklığını hangi faktörler etkiler? / Elektriksel direncin tanımı nedir? / Elektrik devresindeki ampulün parlaklığını nasıl ölçersiniz?</w:t>
+              <w:t>Elektrik devresindeki ampulün parlaklığını hangi faktörler etkiler? / Direncin artması ampulün parlaklığına nasıl etki eder? / İletkenin kesitinin değişimi ampulün parlaklığını nasıl etkiler?</w:t>
             </w:r>
           </w:p>
         </w:tc>
@@ -1652,7 +1652,7 @@
                 <w:rFonts w:ascii="Arial" w:hAnsi="Arial"/>
                 <w:sz w:val="18"/>
               </w:rPr>
-              <w:t>Evde basit bir elektrik devresi tasarımı</w:t>
+              <w:t>Evde basit bir elektrik devresi kurup, ampulün parlaklığını etkileyen faktörleri gözlemleme</w:t>
             </w:r>
           </w:p>
         </w:tc>

--- a/cikti/gunluk_planlar/GunlukPlan_20260324_6E_Elektriksel_Direnç_v.docx
+++ b/cikti/gunluk_planlar/GunlukPlan_20260324_6E_Elektriksel_Direnç_v.docx
@@ -74,7 +74,7 @@
           <w:color w:val="1A4A2A"/>
           <w:sz w:val="18"/>
         </w:rPr>
-        <w:t>[ MAALİF MODELİ ]  —  ✓ Gemini AI</w:t>
+        <w:t>[ MAALİF MODELİ ]  —  Şablon</w:t>
       </w:r>
     </w:p>
     <w:tbl>
@@ -746,7 +746,7 @@
                 <w:rFonts w:ascii="Arial" w:hAnsi="Arial"/>
                 <w:sz w:val="18"/>
               </w:rPr>
-              <w:t>https://phet.colorado.edu/tr/simulations/electric-circuit-simulation</w:t>
+              <w:t>https://phet.colorado.edu/tr/simulations/circuit-construction-kit-dc</w:t>
             </w:r>
           </w:p>
         </w:tc>
@@ -814,7 +814,7 @@
                 <w:rFonts w:ascii="Arial" w:hAnsi="Arial"/>
                 <w:sz w:val="18"/>
               </w:rPr>
-              <w:t>Ampuller, pil, teller, dirençler, voltaj ölçer, uzunluk ve kesit ölçüm araçları</w:t>
+              <w:t>Ders kitabı, çalışma kağıdı</w:t>
             </w:r>
           </w:p>
         </w:tc>
@@ -928,7 +928,7 @@
                 <w:rFonts w:ascii="Arial" w:hAnsi="Arial"/>
                 <w:sz w:val="18"/>
               </w:rPr>
-              <w:t>0-5 dk</w:t>
+              <w:t>0–5 dk</w:t>
             </w:r>
           </w:p>
         </w:tc>
@@ -944,7 +944,7 @@
                 <w:rFonts w:ascii="Arial" w:hAnsi="Arial"/>
                 <w:sz w:val="18"/>
               </w:rPr>
-              <w:t>Giriş</w:t>
+              <w:t>Giriş / Yoklama</w:t>
             </w:r>
           </w:p>
         </w:tc>
@@ -960,7 +960,7 @@
                 <w:rFonts w:ascii="Arial" w:hAnsi="Arial"/>
                 <w:sz w:val="18"/>
               </w:rPr>
-              <w:t>Öğrencilere günün konusu olan elektriksel direncin önemi ve günlük hayattaki uygulamaları hakkında kısa bir giriş yapma</w:t>
+              <w:t>Yoklama. Önceki konunun kısa tekrarı. Günün kazanımları paylaşılır.</w:t>
             </w:r>
           </w:p>
         </w:tc>
@@ -978,7 +978,7 @@
                 <w:rFonts w:ascii="Arial" w:hAnsi="Arial"/>
                 <w:sz w:val="18"/>
               </w:rPr>
-              <w:t>5-15 dk</w:t>
+              <w:t>5–15 dk</w:t>
             </w:r>
           </w:p>
         </w:tc>
@@ -1010,7 +1010,7 @@
                 <w:rFonts w:ascii="Arial" w:hAnsi="Arial"/>
                 <w:sz w:val="18"/>
               </w:rPr>
-              <w:t>Öğrencilerin elektrikle ilgili deneyimlerini paylaşması ve elektriksel direncin günlük hayattaki önemini tartışması, Maarif modeli — değerler eğitimi kapsamında 'sorumluluk' değerinin vurgulanması</w:t>
+              <w:t>Konuyla ilgili video, simülasyon veya gerçek yaşam örneği.</w:t>
             </w:r>
           </w:p>
         </w:tc>
@@ -1028,7 +1028,7 @@
                 <w:rFonts w:ascii="Arial" w:hAnsi="Arial"/>
                 <w:sz w:val="18"/>
               </w:rPr>
-              <w:t>15-35 dk</w:t>
+              <w:t>15–35 dk</w:t>
             </w:r>
           </w:p>
         </w:tc>
@@ -1060,7 +1060,7 @@
                 <w:rFonts w:ascii="Arial" w:hAnsi="Arial"/>
                 <w:sz w:val="18"/>
               </w:rPr>
-              <w:t>Elektrik devresindeki ampulün parlaklığının bağlı olduğu değişkenleri (direncin etkisi, voltajın etkisi, iletkenin uzunluğu ve kesitinin etkisi) sunma, örnekler verme</w:t>
+              <w:t>Konu tahta/sunu ile anlatılır. Simülasyon sınıfça incelenir.</w:t>
             </w:r>
           </w:p>
         </w:tc>
@@ -1078,7 +1078,7 @@
                 <w:rFonts w:ascii="Arial" w:hAnsi="Arial"/>
                 <w:sz w:val="18"/>
               </w:rPr>
-              <w:t>35-55 dk</w:t>
+              <w:t>35–55 dk</w:t>
             </w:r>
           </w:p>
         </w:tc>
@@ -1094,7 +1094,7 @@
                 <w:rFonts w:ascii="Arial" w:hAnsi="Arial"/>
                 <w:sz w:val="18"/>
               </w:rPr>
-              <w:t>Etkinlik/Deney</w:t>
+              <w:t>Etkinlik / Deney</w:t>
             </w:r>
           </w:p>
         </w:tc>
@@ -1110,7 +1110,7 @@
                 <w:rFonts w:ascii="Arial" w:hAnsi="Arial"/>
                 <w:sz w:val="18"/>
               </w:rPr>
-              <w:t>Öğrencilerin küçük gruplar halinde elektrik devresindeki ampulün parlaklığını etkileyen faktörleri (direncin değişimi, voltajın değişimi, iletkenin uzunluğunun ve kesitinin değişimi) deneyerek gözlemleme, Maarif vizyonuna uygun olarak 'merak' ve 'sorgulama' becerilerinin geliştirilmesi</w:t>
+              <w:t>Grup etkinliği veya deney. Öğrenciler gözlem formunu doldurur.</w:t>
             </w:r>
           </w:p>
         </w:tc>
@@ -1128,7 +1128,7 @@
                 <w:rFonts w:ascii="Arial" w:hAnsi="Arial"/>
                 <w:sz w:val="18"/>
               </w:rPr>
-              <w:t>55-65 dk</w:t>
+              <w:t>55–65 dk</w:t>
             </w:r>
           </w:p>
         </w:tc>
@@ -1144,7 +1144,7 @@
                 <w:rFonts w:ascii="Arial" w:hAnsi="Arial"/>
                 <w:sz w:val="18"/>
               </w:rPr>
-              <w:t>Tartışma</w:t>
+              <w:t>Tartışma / Pekiştirme</w:t>
             </w:r>
           </w:p>
         </w:tc>
@@ -1160,7 +1160,7 @@
                 <w:rFonts w:ascii="Arial" w:hAnsi="Arial"/>
                 <w:sz w:val="18"/>
               </w:rPr>
-              <w:t>Deney sonuçlarının sınıfça tartışılması, gözlemlenen değişkenlerin nedenlerinin ve sonuçlarının analiz edilmesi, 'iş birliği' ve 'paylaşım' değerlerinin vurgulanması</w:t>
+              <w:t>Bulgular paylaşılır. Kavram haritası oluşturulur.</w:t>
             </w:r>
           </w:p>
         </w:tc>
@@ -1178,7 +1178,7 @@
                 <w:rFonts w:ascii="Arial" w:hAnsi="Arial"/>
                 <w:sz w:val="18"/>
               </w:rPr>
-              <w:t>65-75 dk</w:t>
+              <w:t>65–75 dk</w:t>
             </w:r>
           </w:p>
         </w:tc>
@@ -1194,7 +1194,7 @@
                 <w:rFonts w:ascii="Arial" w:hAnsi="Arial"/>
                 <w:sz w:val="18"/>
               </w:rPr>
-              <w:t>Değerlendirme</w:t>
+              <w:t>Ölçme / Değerlendirme</w:t>
             </w:r>
           </w:p>
         </w:tc>
@@ -1210,7 +1210,7 @@
                 <w:rFonts w:ascii="Arial" w:hAnsi="Arial"/>
                 <w:sz w:val="18"/>
               </w:rPr>
-              <w:t>Öğrencilerin deney sırasında edindikleri bilgileri değerlendirmek için kısa bir sınav veya sınıf içi aktivite düzenleme, 'öz değerlendirme' ve 'sorumluluk' değerlerinin pekiştirilmesi</w:t>
+              <w:t>4–5 soruluk çıkış kağıdı uygulanır.</w:t>
             </w:r>
           </w:p>
         </w:tc>
@@ -1228,7 +1228,7 @@
                 <w:rFonts w:ascii="Arial" w:hAnsi="Arial"/>
                 <w:sz w:val="18"/>
               </w:rPr>
-              <w:t>75-80 dk</w:t>
+              <w:t>75–80 dk</w:t>
             </w:r>
           </w:p>
         </w:tc>
@@ -1244,7 +1244,7 @@
                 <w:rFonts w:ascii="Arial" w:hAnsi="Arial"/>
                 <w:sz w:val="18"/>
               </w:rPr>
-              <w:t>Kapanış</w:t>
+              <w:t>Kapanış / Ödev</w:t>
             </w:r>
           </w:p>
         </w:tc>
@@ -1260,7 +1260,7 @@
                 <w:rFonts w:ascii="Arial" w:hAnsi="Arial"/>
                 <w:sz w:val="18"/>
               </w:rPr>
-              <w:t>Dersin özeti, ev ödevinin açıklanması ve sonraki derse hazırlık, 'planlama' ve 'zaman yönetimi' becerilerinin geliştirilmesi</w:t>
+              <w:t>Kazanımlar özetlenir. Ödev duyurulur.</w:t>
             </w:r>
           </w:p>
         </w:tc>
@@ -1550,7 +1550,7 @@
                 <w:rFonts w:ascii="Arial" w:hAnsi="Arial"/>
                 <w:sz w:val="18"/>
               </w:rPr>
-              <w:t>Elektrik devresindeki ampulün parlaklığını hangi faktörler etkiler? / Direncin artması ampulün parlaklığına nasıl etki eder? / İletkenin kesitinin değişimi ampulün parlaklığını nasıl etkiler?</w:t>
+              <w:t>Çıkış kağıdı soruları eklenecek.</w:t>
             </w:r>
           </w:p>
         </w:tc>
@@ -1652,7 +1652,7 @@
                 <w:rFonts w:ascii="Arial" w:hAnsi="Arial"/>
                 <w:sz w:val="18"/>
               </w:rPr>
-              <w:t>Evde basit bir elektrik devresi kurup, ampulün parlaklığını etkileyen faktörleri gözlemleme</w:t>
+              <w:t>Kitap ilgili bölüm soruları</w:t>
             </w:r>
           </w:p>
         </w:tc>

--- a/cikti/gunluk_planlar/GunlukPlan_20260324_6E_Elektriksel_Direnç_v.docx
+++ b/cikti/gunluk_planlar/GunlukPlan_20260324_6E_Elektriksel_Direnç_v.docx
@@ -74,7 +74,7 @@
           <w:color w:val="1A4A2A"/>
           <w:sz w:val="18"/>
         </w:rPr>
-        <w:t>[ MAALİF MODELİ ]  —  Şablon</w:t>
+        <w:t>[ MAALİF MODELİ ]  —  ✓ Gemini AI</w:t>
       </w:r>
     </w:p>
     <w:tbl>
@@ -746,7 +746,7 @@
                 <w:rFonts w:ascii="Arial" w:hAnsi="Arial"/>
                 <w:sz w:val="18"/>
               </w:rPr>
-              <w:t>https://phet.colorado.edu/tr/simulations/circuit-construction-kit-dc</w:t>
+              <w:t>https://phet.colorado.edu/tr/simulation/electric-circuit-simulation</w:t>
             </w:r>
           </w:p>
         </w:tc>
@@ -814,7 +814,7 @@
                 <w:rFonts w:ascii="Arial" w:hAnsi="Arial"/>
                 <w:sz w:val="18"/>
               </w:rPr>
-              <w:t>Ders kitabı, çalışma kağıdı</w:t>
+              <w:t>Ders kitabı, deney malzemeleri (ampul, pil, teller, vb.)</w:t>
             </w:r>
           </w:p>
         </w:tc>
@@ -928,7 +928,7 @@
                 <w:rFonts w:ascii="Arial" w:hAnsi="Arial"/>
                 <w:sz w:val="18"/>
               </w:rPr>
-              <w:t>0–5 dk</w:t>
+              <w:t>0-10 dk</w:t>
             </w:r>
           </w:p>
         </w:tc>
@@ -944,7 +944,7 @@
                 <w:rFonts w:ascii="Arial" w:hAnsi="Arial"/>
                 <w:sz w:val="18"/>
               </w:rPr>
-              <w:t>Giriş / Yoklama</w:t>
+              <w:t>Öğrenmeye Hazırlık</w:t>
             </w:r>
           </w:p>
         </w:tc>
@@ -960,7 +960,7 @@
                 <w:rFonts w:ascii="Arial" w:hAnsi="Arial"/>
                 <w:sz w:val="18"/>
               </w:rPr>
-              <w:t>Yoklama. Önceki konunun kısa tekrarı. Günün kazanımları paylaşılır.</w:t>
+              <w:t>Dersin amacı ve öğrenme çıktılarının tanıtımı, öğrencilerin önceki bilgilerinin gözden geçirilmesi</w:t>
             </w:r>
           </w:p>
         </w:tc>
@@ -978,7 +978,7 @@
                 <w:rFonts w:ascii="Arial" w:hAnsi="Arial"/>
                 <w:sz w:val="18"/>
               </w:rPr>
-              <w:t>5–15 dk</w:t>
+              <w:t>10-30 dk</w:t>
             </w:r>
           </w:p>
         </w:tc>
@@ -994,7 +994,7 @@
                 <w:rFonts w:ascii="Arial" w:hAnsi="Arial"/>
                 <w:sz w:val="18"/>
               </w:rPr>
-              <w:t>Motivasyon</w:t>
+              <w:t>Keşfetme ve Araştırma</w:t>
             </w:r>
           </w:p>
         </w:tc>
@@ -1010,7 +1010,7 @@
                 <w:rFonts w:ascii="Arial" w:hAnsi="Arial"/>
                 <w:sz w:val="18"/>
               </w:rPr>
-              <w:t>Konuyla ilgili video, simülasyon veya gerçek yaşam örneği.</w:t>
+              <w:t>Elektrik devresindeki ampulün parlaklığını etkileyen faktörlerin keşfedilmesi, ders kitabındaki etkinlik 6.3</w:t>
             </w:r>
           </w:p>
         </w:tc>
@@ -1028,7 +1028,7 @@
                 <w:rFonts w:ascii="Arial" w:hAnsi="Arial"/>
                 <w:sz w:val="18"/>
               </w:rPr>
-              <w:t>15–35 dk</w:t>
+              <w:t>30-50 dk</w:t>
             </w:r>
           </w:p>
         </w:tc>
@@ -1044,7 +1044,7 @@
                 <w:rFonts w:ascii="Arial" w:hAnsi="Arial"/>
                 <w:sz w:val="18"/>
               </w:rPr>
-              <w:t>Kavram Sunumu</w:t>
+              <w:t>Açıklama ve Tartışma</w:t>
             </w:r>
           </w:p>
         </w:tc>
@@ -1060,7 +1060,7 @@
                 <w:rFonts w:ascii="Arial" w:hAnsi="Arial"/>
                 <w:sz w:val="18"/>
               </w:rPr>
-              <w:t>Konu tahta/sunu ile anlatılır. Simülasyon sınıfça incelenir.</w:t>
+              <w:t>Elektriksel direncin tanımı ve elektrik devresindeki ampulün parlaklığına etkisi üzerine tartışma, ders kitabındaki soru 6.4</w:t>
             </w:r>
           </w:p>
         </w:tc>
@@ -1078,7 +1078,7 @@
                 <w:rFonts w:ascii="Arial" w:hAnsi="Arial"/>
                 <w:sz w:val="18"/>
               </w:rPr>
-              <w:t>35–55 dk</w:t>
+              <w:t>50-65 dk</w:t>
             </w:r>
           </w:p>
         </w:tc>
@@ -1094,7 +1094,7 @@
                 <w:rFonts w:ascii="Arial" w:hAnsi="Arial"/>
                 <w:sz w:val="18"/>
               </w:rPr>
-              <w:t>Etkinlik / Deney</w:t>
+              <w:t>Uygulama ve Derinleştirme</w:t>
             </w:r>
           </w:p>
         </w:tc>
@@ -1110,7 +1110,7 @@
                 <w:rFonts w:ascii="Arial" w:hAnsi="Arial"/>
                 <w:sz w:val="18"/>
               </w:rPr>
-              <w:t>Grup etkinliği veya deney. Öğrenciler gözlem formunu doldurur.</w:t>
+              <w:t>Elektrik devresindeki ampulün parlaklığını etkileyen faktörleri belirlemek amacıyla deney yapma, ders kitabındaki etkinlik 6.5</w:t>
             </w:r>
           </w:p>
         </w:tc>
@@ -1128,7 +1128,7 @@
                 <w:rFonts w:ascii="Arial" w:hAnsi="Arial"/>
                 <w:sz w:val="18"/>
               </w:rPr>
-              <w:t>55–65 dk</w:t>
+              <w:t>65-80 dk</w:t>
             </w:r>
           </w:p>
         </w:tc>
@@ -1144,7 +1144,7 @@
                 <w:rFonts w:ascii="Arial" w:hAnsi="Arial"/>
                 <w:sz w:val="18"/>
               </w:rPr>
-              <w:t>Tartışma / Pekiştirme</w:t>
+              <w:t>Değerlendirme ve Yansıtma</w:t>
             </w:r>
           </w:p>
         </w:tc>
@@ -1160,107 +1160,7 @@
                 <w:rFonts w:ascii="Arial" w:hAnsi="Arial"/>
                 <w:sz w:val="18"/>
               </w:rPr>
-              <w:t>Bulgular paylaşılır. Kavram haritası oluşturulur.</w:t>
-            </w:r>
-          </w:p>
-        </w:tc>
-      </w:tr>
-      <w:tr>
-        <w:tc>
-          <w:tcPr>
-            <w:tcW w:type="dxa" w:w="3230"/>
-            <w:shd w:val="clear" w:color="auto" w:fill="FFFFFF"/>
-            <w:vAlign w:val="center"/>
-          </w:tcPr>
-          <w:p>
-            <w:r>
-              <w:rPr>
-                <w:rFonts w:ascii="Arial" w:hAnsi="Arial"/>
-                <w:sz w:val="18"/>
-              </w:rPr>
-              <w:t>65–75 dk</w:t>
-            </w:r>
-          </w:p>
-        </w:tc>
-        <w:tc>
-          <w:tcPr>
-            <w:tcW w:type="dxa" w:w="3230"/>
-            <w:shd w:val="clear" w:color="auto" w:fill="FFFFFF"/>
-            <w:vAlign w:val="center"/>
-          </w:tcPr>
-          <w:p>
-            <w:r>
-              <w:rPr>
-                <w:rFonts w:ascii="Arial" w:hAnsi="Arial"/>
-                <w:sz w:val="18"/>
-              </w:rPr>
-              <w:t>Ölçme / Değerlendirme</w:t>
-            </w:r>
-          </w:p>
-        </w:tc>
-        <w:tc>
-          <w:tcPr>
-            <w:tcW w:type="dxa" w:w="3230"/>
-            <w:shd w:val="clear" w:color="auto" w:fill="FFFFFF"/>
-            <w:vAlign w:val="center"/>
-          </w:tcPr>
-          <w:p>
-            <w:r>
-              <w:rPr>
-                <w:rFonts w:ascii="Arial" w:hAnsi="Arial"/>
-                <w:sz w:val="18"/>
-              </w:rPr>
-              <w:t>4–5 soruluk çıkış kağıdı uygulanır.</w:t>
-            </w:r>
-          </w:p>
-        </w:tc>
-      </w:tr>
-      <w:tr>
-        <w:tc>
-          <w:tcPr>
-            <w:tcW w:type="dxa" w:w="3230"/>
-            <w:shd w:val="clear" w:color="auto" w:fill="E8F4ED"/>
-            <w:vAlign w:val="center"/>
-          </w:tcPr>
-          <w:p>
-            <w:r>
-              <w:rPr>
-                <w:rFonts w:ascii="Arial" w:hAnsi="Arial"/>
-                <w:sz w:val="18"/>
-              </w:rPr>
-              <w:t>75–80 dk</w:t>
-            </w:r>
-          </w:p>
-        </w:tc>
-        <w:tc>
-          <w:tcPr>
-            <w:tcW w:type="dxa" w:w="3230"/>
-            <w:shd w:val="clear" w:color="auto" w:fill="E8F4ED"/>
-            <w:vAlign w:val="center"/>
-          </w:tcPr>
-          <w:p>
-            <w:r>
-              <w:rPr>
-                <w:rFonts w:ascii="Arial" w:hAnsi="Arial"/>
-                <w:sz w:val="18"/>
-              </w:rPr>
-              <w:t>Kapanış / Ödev</w:t>
-            </w:r>
-          </w:p>
-        </w:tc>
-        <w:tc>
-          <w:tcPr>
-            <w:tcW w:type="dxa" w:w="3230"/>
-            <w:shd w:val="clear" w:color="auto" w:fill="E8F4ED"/>
-            <w:vAlign w:val="center"/>
-          </w:tcPr>
-          <w:p>
-            <w:r>
-              <w:rPr>
-                <w:rFonts w:ascii="Arial" w:hAnsi="Arial"/>
-                <w:sz w:val="18"/>
-              </w:rPr>
-              <w:t>Kazanımlar özetlenir. Ödev duyurulur.</w:t>
+              <w:t>Deney sonuçlarının değerlendirilmesi, ders kitabındaki soru 6.6 ve yansıtma faaliyeti</w:t>
             </w:r>
           </w:p>
         </w:tc>
@@ -1550,7 +1450,7 @@
                 <w:rFonts w:ascii="Arial" w:hAnsi="Arial"/>
                 <w:sz w:val="18"/>
               </w:rPr>
-              <w:t>Çıkış kağıdı soruları eklenecek.</w:t>
+              <w:t>Elektrik devresindeki ampulün parlaklığını hangi faktörler etkiler? / Elektriksel direncin elektrik devresindeki ampulün parlaklığına etkisi nedir? / Deney sonuçlarını nasıl değerlendirir ve yorumlarsınız?</w:t>
             </w:r>
           </w:p>
         </w:tc>
@@ -1652,7 +1552,7 @@
                 <w:rFonts w:ascii="Arial" w:hAnsi="Arial"/>
                 <w:sz w:val="18"/>
               </w:rPr>
-              <w:t>Kitap ilgili bölüm soruları</w:t>
+              <w:t>Öğrencilerin deney sonuçlarını raporlama ve sunma</w:t>
             </w:r>
           </w:p>
         </w:tc>

--- a/cikti/gunluk_planlar/GunlukPlan_20260324_6E_Elektriksel_Direnç_v.docx
+++ b/cikti/gunluk_planlar/GunlukPlan_20260324_6E_Elektriksel_Direnç_v.docx
@@ -746,7 +746,7 @@
                 <w:rFonts w:ascii="Arial" w:hAnsi="Arial"/>
                 <w:sz w:val="18"/>
               </w:rPr>
-              <w:t>https://phet.colorado.edu/tr/simulation/electric-circuit-simulation</w:t>
+              <w:t>https://phet.colorado.edu/tr/simulation/electric-circuit</w:t>
             </w:r>
           </w:p>
         </w:tc>
@@ -960,7 +960,7 @@
                 <w:rFonts w:ascii="Arial" w:hAnsi="Arial"/>
                 <w:sz w:val="18"/>
               </w:rPr>
-              <w:t>Dersin amacı ve öğrenme çıktılarının tanıtımı, öğrencilerin önceki bilgilerinin gözden geçirilmesi</w:t>
+              <w:t>Öğrencilerin elektriksel direncin temel kavramlarını hatırlatma ve günümüzde elektriksel direncin önemini tartışma</w:t>
             </w:r>
           </w:p>
         </w:tc>
@@ -1010,7 +1010,7 @@
                 <w:rFonts w:ascii="Arial" w:hAnsi="Arial"/>
                 <w:sz w:val="18"/>
               </w:rPr>
-              <w:t>Elektrik devresindeki ampulün parlaklığını etkileyen faktörlerin keşfedilmesi, ders kitabındaki etkinlik 6.3</w:t>
+              <w:t>Öğrencilerin elektrik devresindeki ampulün parlaklığının bağlı olduğu değişkenleri belirlemeye yönelik deney yapma (ders kitabındaki etkinlik 6.3)</w:t>
             </w:r>
           </w:p>
         </w:tc>
@@ -1060,7 +1060,7 @@
                 <w:rFonts w:ascii="Arial" w:hAnsi="Arial"/>
                 <w:sz w:val="18"/>
               </w:rPr>
-              <w:t>Elektriksel direncin tanımı ve elektrik devresindeki ampulün parlaklığına etkisi üzerine tartışma, ders kitabındaki soru 6.4</w:t>
+              <w:t>Öğrencilerin deney sonuçlarını açıklama ve elektriksel direncin bağlı olduğu faktörleri tartışma (ders kitabındaki soru 6.4)</w:t>
             </w:r>
           </w:p>
         </w:tc>
@@ -1110,7 +1110,7 @@
                 <w:rFonts w:ascii="Arial" w:hAnsi="Arial"/>
                 <w:sz w:val="18"/>
               </w:rPr>
-              <w:t>Elektrik devresindeki ampulün parlaklığını etkileyen faktörleri belirlemek amacıyla deney yapma, ders kitabındaki etkinlik 6.5</w:t>
+              <w:t>Öğrencilerin farklı malzemelerin elektriksel direncini ölçme ve karşılaştırma (ders kitabındaki etkinlik 6.5)</w:t>
             </w:r>
           </w:p>
         </w:tc>
@@ -1160,7 +1160,7 @@
                 <w:rFonts w:ascii="Arial" w:hAnsi="Arial"/>
                 <w:sz w:val="18"/>
               </w:rPr>
-              <w:t>Deney sonuçlarının değerlendirilmesi, ders kitabındaki soru 6.6 ve yansıtma faaliyeti</w:t>
+              <w:t>Öğrencilerin günümüzde elektriksel direncin önemini ve günlük hayatımızda elektriksel direncin nasıl kullanıldığını tartışma</w:t>
             </w:r>
           </w:p>
         </w:tc>
@@ -1450,7 +1450,7 @@
                 <w:rFonts w:ascii="Arial" w:hAnsi="Arial"/>
                 <w:sz w:val="18"/>
               </w:rPr>
-              <w:t>Elektrik devresindeki ampulün parlaklığını hangi faktörler etkiler? / Elektriksel direncin elektrik devresindeki ampulün parlaklığına etkisi nedir? / Deney sonuçlarını nasıl değerlendirir ve yorumlarsınız?</w:t>
+              <w:t>Ampulün parlaklığı hangi faktörlere bağlıdır? / Elektriksel direncin günlük hayatımızda nasıl kullanıldığını açıklayınız? / Farklı malzemelerin elektriksel direncini nasıl ölçebilirsiniz?</w:t>
             </w:r>
           </w:p>
         </w:tc>
